--- a/word_reports/LP_0074_위치_345_Bee Gees_The Best of.docx
+++ b/word_reports/LP_0074_위치_345_Bee Gees_The Best of.docx
@@ -4,7 +4,7 @@
   <w:body>
     <w:p>
       <w:pPr>
-        <w:spacing w:after="280"/>
+        <w:spacing w:after="80"/>
       </w:pPr>
       <w:r>
         <w:rPr w:rFonts="맑은 고딕">
@@ -13,94 +13,47 @@
           <w:color w:val="1E3A8A"/>
           <w:sz w:val="30"/>
         </w:rPr>
-        <w:t>[345] Bee Gees - The Best of</w:t>
+        <w:t>Bee Gees (비지스) - The Best of</w:t>
       </w:r>
     </w:p>
     <w:p>
       <w:pPr>
-        <w:spacing w:after="320"/>
+        <w:spacing w:after="240"/>
       </w:pPr>
       <w:r>
         <w:rPr w:rFonts="맑은 고딕">
           <w:rFonts w:ascii="맑은 고딕" w:hAnsi="맑은 고딕" w:eastAsia="맑은 고딕"/>
           <w:b/>
-          <w:sz w:val="20"/>
+          <w:color w:val="4B5563"/>
+          <w:sz w:val="22"/>
         </w:rPr>
-        <w:t>■ 위치 : 345</w:t>
-        <w:br/>
-      </w:r>
-      <w:r>
-        <w:rPr w:rFonts="맑은 고딕">
-          <w:rFonts w:ascii="맑은 고딕" w:hAnsi="맑은 고딕" w:eastAsia="맑은 고딕"/>
-          <w:b/>
-          <w:sz w:val="20"/>
-        </w:rPr>
-        <w:t>■ 아티스트 : Bee Gees</w:t>
-        <w:br/>
-      </w:r>
-      <w:r>
-        <w:rPr w:rFonts="맑은 고딕">
-          <w:rFonts w:ascii="맑은 고딕" w:hAnsi="맑은 고딕" w:eastAsia="맑은 고딕"/>
-          <w:b/>
-          <w:sz w:val="20"/>
-        </w:rPr>
-        <w:t>■ 앨범명 : The Best of</w:t>
-        <w:br/>
-      </w:r>
-      <w:r>
-        <w:rPr w:rFonts="맑은 고딕">
-          <w:rFonts w:ascii="맑은 고딕" w:hAnsi="맑은 고딕" w:eastAsia="맑은 고딕"/>
-          <w:b w:val="0"/>
-          <w:sz w:val="20"/>
-        </w:rPr>
-        <w:t>■ 음반 레이블 : Polydor</w:t>
-        <w:br/>
-      </w:r>
-      <w:r>
-        <w:rPr w:rFonts="맑은 고딕">
-          <w:rFonts w:ascii="맑은 고딕" w:hAnsi="맑은 고딕" w:eastAsia="맑은 고딕"/>
-          <w:b w:val="0"/>
-          <w:sz w:val="20"/>
-        </w:rPr>
-        <w:t>■ 발매년도 : 1969</w:t>
-        <w:br/>
-      </w:r>
-      <w:r>
-        <w:rPr w:rFonts="맑은 고딕">
-          <w:rFonts w:ascii="맑은 고딕" w:hAnsi="맑은 고딕" w:eastAsia="맑은 고딕"/>
-          <w:b w:val="0"/>
-          <w:sz w:val="20"/>
-        </w:rPr>
-        <w:t>■ 장르 : 팝 / 바록 팝 / 사이케델릭 팝</w:t>
-        <w:br/>
-      </w:r>
-      <w:r>
-        <w:rPr w:rFonts="맑은 고딕">
-          <w:rFonts w:ascii="맑은 고딕" w:hAnsi="맑은 고딕" w:eastAsia="맑은 고딕"/>
-          <w:b w:val="0"/>
-          <w:sz w:val="20"/>
-        </w:rPr>
-        <w:t>■ 주요 수록곡 : 1. Holiday</w:t>
-        <w:br/>
+        <w:t>위치 :  345</w:t>
       </w:r>
     </w:p>
     <w:p>
       <w:pPr>
-        <w:spacing w:after="160"/>
+        <w:spacing w:line="324" w:lineRule="auto" w:before="80" w:after="160"/>
       </w:pPr>
       <w:r>
         <w:rPr w:rFonts="맑은 고딕">
           <w:rFonts w:ascii="맑은 고딕" w:hAnsi="맑은 고딕" w:eastAsia="맑은 고딕"/>
           <w:b/>
           <w:color w:val="1F2937"/>
-          <w:sz w:val="24"/>
+          <w:sz w:val="22"/>
         </w:rPr>
-        <w:t>■ 음반 해설 및 감상 가이드</w:t>
+        <w:t xml:space="preserve">[음반 소개] </w:t>
+      </w:r>
+      <w:r>
+        <w:rPr w:rFonts="맑은 고딕">
+          <w:rFonts w:ascii="맑은 고딕" w:hAnsi="맑은 고딕" w:eastAsia="맑은 고딕"/>
+          <w:b w:val="0"/>
+          <w:sz w:val="21"/>
+        </w:rPr>
       </w:r>
     </w:p>
     <w:p>
       <w:pPr>
-        <w:spacing w:line="312" w:lineRule="auto" w:after="120"/>
+        <w:spacing w:line="324" w:lineRule="auto" w:after="120"/>
       </w:pPr>
       <w:r>
         <w:rPr w:rFonts="맑은 고딕">
@@ -108,12 +61,257 @@
           <w:b w:val="0"/>
           <w:sz w:val="21"/>
         </w:rPr>
-        <w:t>1969년에 발매된 《The Best of Bee Gees》는 비지스(Bee Gees)가 1970년대 후반 디스코 시대를 호령하기 이전, 초기 팝 씬에서 펼쳐보였던 찬란한 거장의 기틀을 집대성한 첫 번째 베스트 음반입니다. 깁 형제(Barry, Robin, Maurice Gibb)의 천재적인 송라이팅 감각과 감수성 넘치는 멜로디라인이 응축되어 있는 이 앨범은, 1960년대 후반 모던 팝과 사이케델릭 바록 팝이 도달할 수 있었던 미학의 최정점을 보여줍니다.</w:t>
+        <w:t>1960년대 후반, 팝 음악계에 유려한 현악 오케스트레이션과 처연하도록 아름다운 3성 화음의 물결을 일으켰던 비지스의 초기 황금기를 압축해 놓은 불멸의 명반입니다. 훗날 디스코 시대를 호령하기 이전, 바로크 팝과 사이키델릭 포크의 우수 어린 감성을 노래하던 삼형제의 천재적인 멜로디 메이킹이 한 편의 고전 서사시처럼 유려하게 펼쳐집니다. 세월의 풍파 속에서도 퇴색되지 않는 멜로디의 순수함과 낭만적인 현악 편곡은 반세기가 지난 오늘날에도 듣는 이의 심금을 깊이 울립니다. 격동의 시대를 관통하며 전 세계 청춘들의 가슴을 촉촉하게 적셨던 초기 비지스 음악의 정수를 온전히 맛볼 수 있는 예술적 기록입니다.</w:t>
       </w:r>
     </w:p>
     <w:p>
       <w:pPr>
-        <w:spacing w:line="312" w:lineRule="auto" w:after="120"/>
+        <w:spacing w:line="324" w:lineRule="auto" w:before="200" w:after="80"/>
+      </w:pPr>
+      <w:r>
+        <w:rPr w:rFonts="맑은 고딕">
+          <w:rFonts w:ascii="맑은 고딕" w:hAnsi="맑은 고딕" w:eastAsia="맑은 고딕"/>
+          <w:b/>
+          <w:color w:val="1E3A8A"/>
+          <w:sz w:val="24"/>
+        </w:rPr>
+        <w:t>1. 음반 데이터</w:t>
+      </w:r>
+    </w:p>
+    <w:p>
+      <w:pPr>
+        <w:spacing w:line="324" w:lineRule="auto" w:after="80"/>
+      </w:pPr>
+      <w:r>
+        <w:rPr w:rFonts="맑은 고딕">
+          <w:rFonts w:ascii="맑은 고딕" w:hAnsi="맑은 고딕" w:eastAsia="맑은 고딕"/>
+          <w:b w:val="0"/>
+          <w:color w:val="6B7280"/>
+          <w:sz w:val="21"/>
+        </w:rPr>
+        <w:t xml:space="preserve">· </w:t>
+      </w:r>
+      <w:r>
+        <w:rPr w:rFonts="맑은 고딕">
+          <w:rFonts w:ascii="맑은 고딕" w:hAnsi="맑은 고딕" w:eastAsia="맑은 고딕"/>
+          <w:b/>
+          <w:color w:val="1F2937"/>
+          <w:sz w:val="21"/>
+        </w:rPr>
+        <w:t xml:space="preserve">앨범명: </w:t>
+      </w:r>
+      <w:r>
+        <w:rPr w:rFonts="맑은 고딕">
+          <w:rFonts w:ascii="맑은 고딕" w:hAnsi="맑은 고딕" w:eastAsia="맑은 고딕"/>
+          <w:b w:val="0"/>
+          <w:sz w:val="21"/>
+        </w:rPr>
+        <w:t>The Best of</w:t>
+      </w:r>
+    </w:p>
+    <w:p>
+      <w:pPr>
+        <w:spacing w:line="324" w:lineRule="auto" w:after="80"/>
+      </w:pPr>
+      <w:r>
+        <w:rPr w:rFonts="맑은 고딕">
+          <w:rFonts w:ascii="맑은 고딕" w:hAnsi="맑은 고딕" w:eastAsia="맑은 고딕"/>
+          <w:b w:val="0"/>
+          <w:color w:val="6B7280"/>
+          <w:sz w:val="21"/>
+        </w:rPr>
+        <w:t xml:space="preserve">· </w:t>
+      </w:r>
+      <w:r>
+        <w:rPr w:rFonts="맑은 고딕">
+          <w:rFonts w:ascii="맑은 고딕" w:hAnsi="맑은 고딕" w:eastAsia="맑은 고딕"/>
+          <w:b/>
+          <w:color w:val="1F2937"/>
+          <w:sz w:val="21"/>
+        </w:rPr>
+        <w:t xml:space="preserve">아티스트: </w:t>
+      </w:r>
+      <w:r>
+        <w:rPr w:rFonts="맑은 고딕">
+          <w:rFonts w:ascii="맑은 고딕" w:hAnsi="맑은 고딕" w:eastAsia="맑은 고딕"/>
+          <w:b w:val="0"/>
+          <w:sz w:val="21"/>
+        </w:rPr>
+        <w:t>Bee Gees (비지스)</w:t>
+      </w:r>
+    </w:p>
+    <w:p>
+      <w:pPr>
+        <w:spacing w:line="324" w:lineRule="auto" w:after="80"/>
+      </w:pPr>
+      <w:r>
+        <w:rPr w:rFonts="맑은 고딕">
+          <w:rFonts w:ascii="맑은 고딕" w:hAnsi="맑은 고딕" w:eastAsia="맑은 고딕"/>
+          <w:b w:val="0"/>
+          <w:color w:val="6B7280"/>
+          <w:sz w:val="21"/>
+        </w:rPr>
+        <w:t xml:space="preserve">· </w:t>
+      </w:r>
+      <w:r>
+        <w:rPr w:rFonts="맑은 고딕">
+          <w:rFonts w:ascii="맑은 고딕" w:hAnsi="맑은 고딕" w:eastAsia="맑은 고딕"/>
+          <w:b/>
+          <w:color w:val="1F2937"/>
+          <w:sz w:val="21"/>
+        </w:rPr>
+        <w:t xml:space="preserve">발매 정보: </w:t>
+      </w:r>
+      <w:r>
+        <w:rPr w:rFonts="맑은 고딕">
+          <w:rFonts w:ascii="맑은 고딕" w:hAnsi="맑은 고딕" w:eastAsia="맑은 고딕"/>
+          <w:b w:val="0"/>
+          <w:sz w:val="21"/>
+        </w:rPr>
+        <w:t>1969년 폴리도르(Polydor) 및 앳코(Atco) 레코드를 통해 발매된 그룹 최초의 공식 베스트 컴필레이션 앨범으로, 1966년부터 1969년까지 비지스의 초기 브리티시 팝/바로크 팝 명곡들을 엄선하여 집대성한 역사적 명반입니다.</w:t>
+      </w:r>
+    </w:p>
+    <w:p>
+      <w:pPr>
+        <w:spacing w:line="324" w:lineRule="auto" w:after="80"/>
+      </w:pPr>
+      <w:r>
+        <w:rPr w:rFonts="맑은 고딕">
+          <w:rFonts w:ascii="맑은 고딕" w:hAnsi="맑은 고딕" w:eastAsia="맑은 고딕"/>
+          <w:b w:val="0"/>
+          <w:color w:val="6B7280"/>
+          <w:sz w:val="21"/>
+        </w:rPr>
+        <w:t xml:space="preserve">· </w:t>
+      </w:r>
+      <w:r>
+        <w:rPr w:rFonts="맑은 고딕">
+          <w:rFonts w:ascii="맑은 고딕" w:hAnsi="맑은 고딕" w:eastAsia="맑은 고딕"/>
+          <w:b/>
+          <w:color w:val="1F2937"/>
+          <w:sz w:val="21"/>
+        </w:rPr>
+        <w:t xml:space="preserve">LP 인기도(판매량): </w:t>
+      </w:r>
+      <w:r>
+        <w:rPr w:rFonts="맑은 고딕">
+          <w:rFonts w:ascii="맑은 고딕" w:hAnsi="맑은 고딕" w:eastAsia="맑은 고딕"/>
+          <w:b w:val="0"/>
+          <w:sz w:val="21"/>
+        </w:rPr>
+        <w:t>미국 빌보드 200 앨범 차트 9위, 영국 오피셜 앨범 차트 탑 10에 오르며 상업적 대성공을 거두었으며, 전 세계적으로 수백만 장 이상의 판매고를 올려 골드 및 플래티넘 인증을 획득한 스테디셀러 바이닐입니다.</w:t>
+      </w:r>
+    </w:p>
+    <w:p>
+      <w:pPr>
+        <w:spacing w:line="324" w:lineRule="auto" w:after="80"/>
+      </w:pPr>
+      <w:r>
+        <w:rPr w:rFonts="맑은 고딕">
+          <w:rFonts w:ascii="맑은 고딕" w:hAnsi="맑은 고딕" w:eastAsia="맑은 고딕"/>
+          <w:b w:val="0"/>
+          <w:color w:val="6B7280"/>
+          <w:sz w:val="21"/>
+        </w:rPr>
+        <w:t xml:space="preserve">· </w:t>
+      </w:r>
+      <w:r>
+        <w:rPr w:rFonts="맑은 고딕">
+          <w:rFonts w:ascii="맑은 고딕" w:hAnsi="맑은 고딕" w:eastAsia="맑은 고딕"/>
+          <w:b/>
+          <w:color w:val="1F2937"/>
+          <w:sz w:val="21"/>
+        </w:rPr>
+        <w:t xml:space="preserve">각종 수상경력: </w:t>
+      </w:r>
+      <w:r>
+        <w:rPr w:rFonts="맑은 고딕">
+          <w:rFonts w:ascii="맑은 고딕" w:hAnsi="맑은 고딕" w:eastAsia="맑은 고딕"/>
+          <w:b w:val="0"/>
+          <w:sz w:val="21"/>
+        </w:rPr>
+        <w:t>로큰롤 명예의 전당과 작곡가 명예의 전당 헌액, 그래미 평생 공로상(Grammy Lifetime Achievement Award)으로 이어진 비지스의 위대한 음악적 여정의 단단한 초석으로 평가받으며 영미 음악 평단의 영구적인 찬사를 받고 있습니다.</w:t>
+      </w:r>
+    </w:p>
+    <w:p>
+      <w:pPr>
+        <w:spacing w:line="324" w:lineRule="auto" w:before="200" w:after="80"/>
+      </w:pPr>
+      <w:r>
+        <w:rPr w:rFonts="맑은 고딕">
+          <w:rFonts w:ascii="맑은 고딕" w:hAnsi="맑은 고딕" w:eastAsia="맑은 고딕"/>
+          <w:b/>
+          <w:color w:val="1E3A8A"/>
+          <w:sz w:val="24"/>
+        </w:rPr>
+        <w:t>2. 아티스트 정보</w:t>
+      </w:r>
+    </w:p>
+    <w:p>
+      <w:pPr>
+        <w:spacing w:line="324" w:lineRule="auto" w:after="80"/>
+      </w:pPr>
+      <w:r>
+        <w:rPr w:rFonts="맑은 고딕">
+          <w:rFonts w:ascii="맑은 고딕" w:hAnsi="맑은 고딕" w:eastAsia="맑은 고딕"/>
+          <w:b w:val="0"/>
+          <w:color w:val="6B7280"/>
+          <w:sz w:val="21"/>
+        </w:rPr>
+        <w:t xml:space="preserve">· </w:t>
+      </w:r>
+      <w:r>
+        <w:rPr w:rFonts="맑은 고딕">
+          <w:rFonts w:ascii="맑은 고딕" w:hAnsi="맑은 고딕" w:eastAsia="맑은 고딕"/>
+          <w:b/>
+          <w:color w:val="1F2937"/>
+          <w:sz w:val="21"/>
+        </w:rPr>
+        <w:t xml:space="preserve">국적: </w:t>
+      </w:r>
+      <w:r>
+        <w:rPr w:rFonts="맑은 고딕">
+          <w:rFonts w:ascii="맑은 고딕" w:hAnsi="맑은 고딕" w:eastAsia="맑은 고딕"/>
+          <w:b w:val="0"/>
+          <w:sz w:val="21"/>
+        </w:rPr>
+        <w:t>영국 (활동: 영국 / 호주)</w:t>
+      </w:r>
+    </w:p>
+    <w:p>
+      <w:pPr>
+        <w:spacing w:line="324" w:lineRule="auto" w:after="80"/>
+      </w:pPr>
+      <w:r>
+        <w:rPr w:rFonts="맑은 고딕">
+          <w:rFonts w:ascii="맑은 고딕" w:hAnsi="맑은 고딕" w:eastAsia="맑은 고딕"/>
+          <w:b w:val="0"/>
+          <w:color w:val="6B7280"/>
+          <w:sz w:val="21"/>
+        </w:rPr>
+        <w:t xml:space="preserve">· </w:t>
+      </w:r>
+      <w:r>
+        <w:rPr w:rFonts="맑은 고딕">
+          <w:rFonts w:ascii="맑은 고딕" w:hAnsi="맑은 고딕" w:eastAsia="맑은 고딕"/>
+          <w:b/>
+          <w:color w:val="1F2937"/>
+          <w:sz w:val="21"/>
+        </w:rPr>
+        <w:t xml:space="preserve">생몰년도: </w:t>
+      </w:r>
+      <w:r>
+        <w:rPr w:rFonts="맑은 고딕">
+          <w:rFonts w:ascii="맑은 고딕" w:hAnsi="맑은 고딕" w:eastAsia="맑은 고딕"/>
+          <w:b w:val="0"/>
+          <w:sz w:val="21"/>
+        </w:rPr>
+        <w:t>1958년 결성</w:t>
+      </w:r>
+    </w:p>
+    <w:p>
+      <w:pPr>
+        <w:spacing w:line="324" w:lineRule="auto" w:after="80"/>
       </w:pPr>
       <w:r>
         <w:rPr w:rFonts="맑은 고딕">
@@ -121,12 +319,12 @@
           <w:b w:val="0"/>
           <w:sz w:val="21"/>
         </w:rPr>
-        <w:t>이 음반의 가장 큰 매력은 깁 형제들이 선보이는 독보적인 3성 화음과 고전적인 오케스트레이션의 유기적인 조화에 있습니다. 로빈 깁(Robin Gibb) 특유의 애절하고 떨리는 비브라토 미성과 배리 깁(Barry Gibb)의 호소력 짙은 보컬은 곡의 서정성을 극대화합니다. 현악 세션의 웅장함과 포크/록 사운드의 섬세한 결합은 당시 영미 팝 음악계에 유일무이한 음악적 색채를 각인시켰습니다.</w:t>
+        <w:t>· 배리 깁 (Barry Gibb, 1946년 9월 1일 출생)</w:t>
       </w:r>
     </w:p>
     <w:p>
       <w:pPr>
-        <w:spacing w:line="312" w:lineRule="auto" w:after="120"/>
+        <w:spacing w:line="324" w:lineRule="auto" w:after="80"/>
       </w:pPr>
       <w:r>
         <w:rPr w:rFonts="맑은 고딕">
@@ -134,12 +332,12 @@
           <w:b w:val="0"/>
           <w:sz w:val="21"/>
         </w:rPr>
-        <w:t>수록곡들은 하나같이 대중음악사에 영원히 기록될 클래식들로 채워져 있습니다. 소울풀한 감성이 폭발하는 명곡 'To Love Somebody'를 필두로, 세계적인 히트를 기록하며 이들을 슈퍼스타의 반열에 올린 'Massachusetts', 씁쓸하면서도 아름다운 시적 비유가 돋보이는 'I Started a Joke', 그리고 정갈한 피아노 연주와 깊은 화음이 마음을 울리는 'Words'에 이르기까지 매 트랙이 깊은 울림을 전합니다.</w:t>
+        <w:t>· 로빈 깁 (Robin Gibb, 1949년 12월 22일 출생 ~ 2012년 5월 20일 사망)</w:t>
       </w:r>
     </w:p>
     <w:p>
       <w:pPr>
-        <w:spacing w:line="312" w:lineRule="auto" w:after="120"/>
+        <w:spacing w:line="324" w:lineRule="auto" w:after="80"/>
       </w:pPr>
       <w:r>
         <w:rPr w:rFonts="맑은 고딕">
@@ -147,12 +345,394 @@
           <w:b w:val="0"/>
           <w:sz w:val="21"/>
         </w:rPr>
-        <w:t>《The Best of Bee Gees》는 단순한 히트곡 모음집을 넘어, 비지스라는 위대한 전설의 음악적 뿌리와 순수한 예술성을 확인할 수 있는 소중한 기록물입니다. 시간이 흘러도 빛바래지 않는 서정적인 멜로디의 힘과 LP의 그루브를 통해 전해지는 따뜻하고 풍부한 아날로그 사운드는, 음악을 사랑하는 이들에게 대체 불가능한 감동과 깊은 여운을 선사할 것입니다.</w:t>
+        <w:t>· 모리스 깁 (Maurice Gibb, 1949년 12월 22일 출생 ~ 2003년 1월 12일 사망)</w:t>
+      </w:r>
+    </w:p>
+    <w:p>
+      <w:pPr>
+        <w:spacing w:line="324" w:lineRule="auto" w:after="80"/>
+      </w:pPr>
+      <w:r>
+        <w:rPr w:rFonts="맑은 고딕">
+          <w:rFonts w:ascii="맑은 고딕" w:hAnsi="맑은 고딕" w:eastAsia="맑은 고딕"/>
+          <w:b w:val="0"/>
+          <w:color w:val="6B7280"/>
+          <w:sz w:val="21"/>
+        </w:rPr>
+        <w:t xml:space="preserve">· </w:t>
+      </w:r>
+      <w:r>
+        <w:rPr w:rFonts="맑은 고딕">
+          <w:rFonts w:ascii="맑은 고딕" w:hAnsi="맑은 고딕" w:eastAsia="맑은 고딕"/>
+          <w:b/>
+          <w:color w:val="1F2937"/>
+          <w:sz w:val="21"/>
+        </w:rPr>
+        <w:t xml:space="preserve">그룹 소속: </w:t>
+      </w:r>
+      <w:r>
+        <w:rPr w:rFonts="맑은 고딕">
+          <w:rFonts w:ascii="맑은 고딕" w:hAnsi="맑은 고딕" w:eastAsia="맑은 고딕"/>
+          <w:b w:val="0"/>
+          <w:sz w:val="21"/>
+        </w:rPr>
+        <w:t>3인조 남성 보컬/팝 그룹 (깁 3형제)</w:t>
+      </w:r>
+    </w:p>
+    <w:p>
+      <w:pPr>
+        <w:spacing w:line="324" w:lineRule="auto" w:after="80"/>
+      </w:pPr>
+      <w:r>
+        <w:rPr w:rFonts="맑은 고딕">
+          <w:rFonts w:ascii="맑은 고딕" w:hAnsi="맑은 고딕" w:eastAsia="맑은 고딕"/>
+          <w:b w:val="0"/>
+          <w:color w:val="6B7280"/>
+          <w:sz w:val="21"/>
+        </w:rPr>
+        <w:t xml:space="preserve">· </w:t>
+      </w:r>
+      <w:r>
+        <w:rPr w:rFonts="맑은 고딕">
+          <w:rFonts w:ascii="맑은 고딕" w:hAnsi="맑은 고딕" w:eastAsia="맑은 고딕"/>
+          <w:b/>
+          <w:color w:val="1F2937"/>
+          <w:sz w:val="21"/>
+        </w:rPr>
+        <w:t xml:space="preserve">아티스트 소개: </w:t>
+      </w:r>
+      <w:r>
+        <w:rPr w:rFonts="맑은 고딕">
+          <w:rFonts w:ascii="맑은 고딕" w:hAnsi="맑은 고딕" w:eastAsia="맑은 고딕"/>
+          <w:b w:val="0"/>
+          <w:sz w:val="21"/>
+        </w:rPr>
+        <w:t>맏형 배리 깁과 이란성 쌍둥이 동생인 로빈 깁, 모리스 깁으로 구성된 비지스는 피를 나눈 형제들만이 빚어낼 수 있는 완벽한 보컬 블렌딩과 탁월한 송라이팅 능력으로 대중음악사에 거대한 족적을 남긴 전설적인 팝 그룹입니다. 비틀스에 견줄 만큼 섬세하고 지적인 초기 오케스트럴 팝에서부터 후기 댄스/디스코 음악에 이르기까지 끊임없이 진화하며 반세기에 걸쳐 전 세계 수많은 음악가들에게 지대한 영향을 끼쳤습니다.</w:t>
+      </w:r>
+    </w:p>
+    <w:p>
+      <w:pPr>
+        <w:spacing w:line="324" w:lineRule="auto" w:before="200" w:after="80"/>
+      </w:pPr>
+      <w:r>
+        <w:rPr w:rFonts="맑은 고딕">
+          <w:rFonts w:ascii="맑은 고딕" w:hAnsi="맑은 고딕" w:eastAsia="맑은 고딕"/>
+          <w:b/>
+          <w:color w:val="1E3A8A"/>
+          <w:sz w:val="24"/>
+        </w:rPr>
+        <w:t>3. 음반 상세 분석</w:t>
+      </w:r>
+    </w:p>
+    <w:p>
+      <w:pPr>
+        <w:spacing w:line="324" w:lineRule="auto" w:after="80"/>
+      </w:pPr>
+      <w:r>
+        <w:rPr w:rFonts="맑은 고딕">
+          <w:rFonts w:ascii="맑은 고딕" w:hAnsi="맑은 고딕" w:eastAsia="맑은 고딕"/>
+          <w:b w:val="0"/>
+          <w:color w:val="6B7280"/>
+          <w:sz w:val="21"/>
+        </w:rPr>
+        <w:t xml:space="preserve">· </w:t>
+      </w:r>
+      <w:r>
+        <w:rPr w:rFonts="맑은 고딕">
+          <w:rFonts w:ascii="맑은 고딕" w:hAnsi="맑은 고딕" w:eastAsia="맑은 고딕"/>
+          <w:b/>
+          <w:color w:val="1F2937"/>
+          <w:sz w:val="21"/>
+        </w:rPr>
+        <w:t xml:space="preserve">역사적 위치: </w:t>
+      </w:r>
+      <w:r>
+        <w:rPr w:rFonts="맑은 고딕">
+          <w:rFonts w:ascii="맑은 고딕" w:hAnsi="맑은 고딕" w:eastAsia="맑은 고딕"/>
+          <w:b w:val="0"/>
+          <w:sz w:val="21"/>
+        </w:rPr>
+        <w:t>이 앨범은 비지스가 1970년대 후반 영화 &lt;토요일 밤의 열기&gt;로 디스코의 제왕으로 등극하기 이전, 1960년대 영미 팝 씬을 사로잡았던 서정적 바로크 팝의 정점을 증명하는 걸작입니다. 화려한 전자 사운드 대신 풍성한 어쿠스틱 악기와 정교한 클래식 현악 앙상블을 전면에 내세워, 팝 음악이 도달할 수 있는 가장 우아하고 격조 높은 멜로디의 경지를 유감없이 보여줍니다.</w:t>
+      </w:r>
+    </w:p>
+    <w:p>
+      <w:pPr>
+        <w:spacing w:line="324" w:lineRule="auto" w:after="80"/>
+      </w:pPr>
+      <w:r>
+        <w:rPr w:rFonts="맑은 고딕">
+          <w:rFonts w:ascii="맑은 고딕" w:hAnsi="맑은 고딕" w:eastAsia="맑은 고딕"/>
+          <w:b w:val="0"/>
+          <w:color w:val="6B7280"/>
+          <w:sz w:val="21"/>
+        </w:rPr>
+        <w:t xml:space="preserve">· </w:t>
+      </w:r>
+      <w:r>
+        <w:rPr w:rFonts="맑은 고딕">
+          <w:rFonts w:ascii="맑은 고딕" w:hAnsi="맑은 고딕" w:eastAsia="맑은 고딕"/>
+          <w:b/>
+          <w:color w:val="1F2937"/>
+          <w:sz w:val="21"/>
+        </w:rPr>
+        <w:t xml:space="preserve">시대의 흔적(스토리텔링): </w:t>
+      </w:r>
+      <w:r>
+        <w:rPr w:rFonts="맑은 고딕">
+          <w:rFonts w:ascii="맑은 고딕" w:hAnsi="맑은 고딕" w:eastAsia="맑은 고딕"/>
+          <w:b w:val="0"/>
+          <w:sz w:val="21"/>
+        </w:rPr>
+        <w:t>1960년대 후반의 낭만과 히피 문화, 그리고 급격한 도시화 속에서 방황하던 청춘들의 고독과 노스탤지어가 고스란히 투영되어 있습니다. 특히 고향을 그리워하는 방랑자의 마음을 담은 선율들은 베트남 전쟁과 사회적 격변 속에서 상처 입은 세대들의 마음을 보듬어 주는 따스한 정서적 안식처가 되어 주었습니다.</w:t>
+      </w:r>
+    </w:p>
+    <w:p>
+      <w:pPr>
+        <w:spacing w:line="324" w:lineRule="auto" w:before="200" w:after="80"/>
+      </w:pPr>
+      <w:r>
+        <w:rPr w:rFonts="맑은 고딕">
+          <w:rFonts w:ascii="맑은 고딕" w:hAnsi="맑은 고딕" w:eastAsia="맑은 고딕"/>
+          <w:b/>
+          <w:color w:val="1E3A8A"/>
+          <w:sz w:val="24"/>
+        </w:rPr>
+        <w:t>4. 주요 수록곡 및 감상 제언</w:t>
+      </w:r>
+    </w:p>
+    <w:p>
+      <w:pPr>
+        <w:spacing w:line="324" w:lineRule="auto" w:after="80"/>
+      </w:pPr>
+      <w:r>
+        <w:rPr w:rFonts="맑은 고딕">
+          <w:rFonts w:ascii="맑은 고딕" w:hAnsi="맑은 고딕" w:eastAsia="맑은 고딕"/>
+          <w:b w:val="0"/>
+          <w:color w:val="6B7280"/>
+          <w:sz w:val="21"/>
+        </w:rPr>
+        <w:t xml:space="preserve">· </w:t>
+      </w:r>
+      <w:r>
+        <w:rPr w:rFonts="맑은 고딕">
+          <w:rFonts w:ascii="맑은 고딕" w:hAnsi="맑은 고딕" w:eastAsia="맑은 고딕"/>
+          <w:b/>
+          <w:color w:val="1F2937"/>
+          <w:sz w:val="21"/>
+        </w:rPr>
+        <w:t xml:space="preserve">주요 수록곡 특징: </w:t>
+      </w:r>
+      <w:r>
+        <w:rPr w:rFonts="맑은 고딕">
+          <w:rFonts w:ascii="맑은 고딕" w:hAnsi="맑은 고딕" w:eastAsia="맑은 고딕"/>
+          <w:b w:val="0"/>
+          <w:sz w:val="21"/>
+        </w:rPr>
+      </w:r>
+    </w:p>
+    <w:p>
+      <w:pPr>
+        <w:spacing w:line="324" w:lineRule="auto" w:after="80"/>
+      </w:pPr>
+      <w:r>
+        <w:rPr w:rFonts="맑은 고딕">
+          <w:rFonts w:ascii="맑은 고딕" w:hAnsi="맑은 고딕" w:eastAsia="맑은 고딕"/>
+          <w:b w:val="0"/>
+          <w:color w:val="6B7280"/>
+          <w:sz w:val="21"/>
+        </w:rPr>
+        <w:t xml:space="preserve">· </w:t>
+      </w:r>
+      <w:r>
+        <w:rPr w:rFonts="맑은 고딕">
+          <w:rFonts w:ascii="맑은 고딕" w:hAnsi="맑은 고딕" w:eastAsia="맑은 고딕"/>
+          <w:b/>
+          <w:color w:val="1F2937"/>
+          <w:sz w:val="21"/>
+        </w:rPr>
+        <w:t xml:space="preserve">"Massachusetts": </w:t>
+      </w:r>
+      <w:r>
+        <w:rPr w:rFonts="맑은 고딕">
+          <w:rFonts w:ascii="맑은 고딕" w:hAnsi="맑은 고딕" w:eastAsia="맑은 고딕"/>
+          <w:b w:val="0"/>
+          <w:sz w:val="21"/>
+        </w:rPr>
+        <w:t>샌프란시스코의 히피 열풍을 배경으로 두고 오히려 매사추세츠로 돌아가고 싶은 귀향의 정서를 노래한 곡으로, 우수에 찬 하모니가 일품인 팝의 클래식입니다.</w:t>
+      </w:r>
+    </w:p>
+    <w:p>
+      <w:pPr>
+        <w:spacing w:line="324" w:lineRule="auto" w:after="80"/>
+      </w:pPr>
+      <w:r>
+        <w:rPr w:rFonts="맑은 고딕">
+          <w:rFonts w:ascii="맑은 고딕" w:hAnsi="맑은 고딕" w:eastAsia="맑은 고딕"/>
+          <w:b w:val="0"/>
+          <w:color w:val="6B7280"/>
+          <w:sz w:val="21"/>
+        </w:rPr>
+        <w:t xml:space="preserve">· </w:t>
+      </w:r>
+      <w:r>
+        <w:rPr w:rFonts="맑은 고딕">
+          <w:rFonts w:ascii="맑은 고딕" w:hAnsi="맑은 고딕" w:eastAsia="맑은 고딕"/>
+          <w:b/>
+          <w:color w:val="1F2937"/>
+          <w:sz w:val="21"/>
+        </w:rPr>
+        <w:t xml:space="preserve">"To Love Somebody": </w:t>
+      </w:r>
+      <w:r>
+        <w:rPr w:rFonts="맑은 고딕">
+          <w:rFonts w:ascii="맑은 고딕" w:hAnsi="맑은 고딕" w:eastAsia="맑은 고딕"/>
+          <w:b w:val="0"/>
+          <w:sz w:val="21"/>
+        </w:rPr>
+        <w:t>본래 오티스 레딩을 염두에 두고 쓴 소울풀한 발라드로, 배리 깁의 절절한 보컬과 웅장한 브라스 편곡이 깊은 여운을 남깁니다.</w:t>
+      </w:r>
+    </w:p>
+    <w:p>
+      <w:pPr>
+        <w:spacing w:line="324" w:lineRule="auto" w:after="80"/>
+      </w:pPr>
+      <w:r>
+        <w:rPr w:rFonts="맑은 고딕">
+          <w:rFonts w:ascii="맑은 고딕" w:hAnsi="맑은 고딕" w:eastAsia="맑은 고딕"/>
+          <w:b w:val="0"/>
+          <w:color w:val="6B7280"/>
+          <w:sz w:val="21"/>
+        </w:rPr>
+        <w:t xml:space="preserve">· </w:t>
+      </w:r>
+      <w:r>
+        <w:rPr w:rFonts="맑은 고딕">
+          <w:rFonts w:ascii="맑은 고딕" w:hAnsi="맑은 고딕" w:eastAsia="맑은 고딕"/>
+          <w:b/>
+          <w:color w:val="1F2937"/>
+          <w:sz w:val="21"/>
+        </w:rPr>
+        <w:t xml:space="preserve">"I Started a Joke": </w:t>
+      </w:r>
+      <w:r>
+        <w:rPr w:rFonts="맑은 고딕">
+          <w:rFonts w:ascii="맑은 고딕" w:hAnsi="맑은 고딕" w:eastAsia="맑은 고딕"/>
+          <w:b w:val="0"/>
+          <w:sz w:val="21"/>
+        </w:rPr>
+        <w:t>로빈 깁 특유의 떨리는 듯 처연한 비브라토와 철학적인 노랫말, 그리고 벅차오르는 오케스트라 편곡이 완벽한 카타르시스를 선사하는 걸작입니다.</w:t>
+      </w:r>
+    </w:p>
+    <w:p>
+      <w:pPr>
+        <w:spacing w:line="324" w:lineRule="auto" w:after="80"/>
+      </w:pPr>
+      <w:r>
+        <w:rPr w:rFonts="맑은 고딕">
+          <w:rFonts w:ascii="맑은 고딕" w:hAnsi="맑은 고딕" w:eastAsia="맑은 고딕"/>
+          <w:b w:val="0"/>
+          <w:color w:val="6B7280"/>
+          <w:sz w:val="21"/>
+        </w:rPr>
+        <w:t xml:space="preserve">· </w:t>
+      </w:r>
+      <w:r>
+        <w:rPr w:rFonts="맑은 고딕">
+          <w:rFonts w:ascii="맑은 고딕" w:hAnsi="맑은 고딕" w:eastAsia="맑은 고딕"/>
+          <w:b/>
+          <w:color w:val="1F2937"/>
+          <w:sz w:val="21"/>
+        </w:rPr>
+        <w:t xml:space="preserve">"Holiday", "Words": </w:t>
+      </w:r>
+      <w:r>
+        <w:rPr w:rFonts="맑은 고딕">
+          <w:rFonts w:ascii="맑은 고딕" w:hAnsi="맑은 고딕" w:eastAsia="맑은 고딕"/>
+          <w:b w:val="0"/>
+          <w:sz w:val="21"/>
+        </w:rPr>
+        <w:t>미니멀한 악기 구성 속에서도 영롱하게 빛나는 멜로디와 시적인 가사가 돋보이는 곡들로, 비지스 특유의 몽환적이고 서정적인 매력을 극대화합니다.</w:t>
+      </w:r>
+    </w:p>
+    <w:p>
+      <w:pPr>
+        <w:spacing w:line="324" w:lineRule="auto" w:after="80"/>
+      </w:pPr>
+      <w:r>
+        <w:rPr w:rFonts="맑은 고딕">
+          <w:rFonts w:ascii="맑은 고딕" w:hAnsi="맑은 고딕" w:eastAsia="맑은 고딕"/>
+          <w:b w:val="0"/>
+          <w:color w:val="6B7280"/>
+          <w:sz w:val="21"/>
+        </w:rPr>
+        <w:t xml:space="preserve">· </w:t>
+      </w:r>
+      <w:r>
+        <w:rPr w:rFonts="맑은 고딕">
+          <w:rFonts w:ascii="맑은 고딕" w:hAnsi="맑은 고딕" w:eastAsia="맑은 고딕"/>
+          <w:b/>
+          <w:color w:val="1F2937"/>
+          <w:sz w:val="21"/>
+        </w:rPr>
+        <w:t xml:space="preserve">빈티지 감상 제언: </w:t>
+      </w:r>
+      <w:r>
+        <w:rPr w:rFonts="맑은 고딕">
+          <w:rFonts w:ascii="맑은 고딕" w:hAnsi="맑은 고딕" w:eastAsia="맑은 고딕"/>
+          <w:b w:val="0"/>
+          <w:sz w:val="21"/>
+        </w:rPr>
+        <w:t>진공관 앰프의 은은한 온기를 머금은 턴테이블 시스템으로 감상할 때, 이 앨범의 가치는 배가됩니다. 디지털 음원에서는 자칫 차갑게 느껴질 수 있는 로빈 깁의 떨리는 고음과 오케스트라의 찰현음(현을 긁는 소리)이 아날로그 그루브를 통해 한층 더 두텁고 따뜻하게 가슴으로 스며듭니다. 불을 끄고 차분한 조명 아래에서 바늘이 소리골을 타며 빚어내는 아련한 공간감을 음미해 보시길 권합니다.</w:t>
+      </w:r>
+    </w:p>
+    <w:p>
+      <w:pPr>
+        <w:spacing w:line="324" w:lineRule="auto" w:after="80"/>
+      </w:pPr>
+      <w:r>
+        <w:rPr w:rFonts="맑은 고딕">
+          <w:rFonts w:ascii="맑은 고딕" w:hAnsi="맑은 고딕" w:eastAsia="맑은 고딕"/>
+          <w:b w:val="0"/>
+          <w:color w:val="6B7280"/>
+          <w:sz w:val="21"/>
+        </w:rPr>
+        <w:t xml:space="preserve">· </w:t>
+      </w:r>
+      <w:r>
+        <w:rPr w:rFonts="맑은 고딕">
+          <w:rFonts w:ascii="맑은 고딕" w:hAnsi="맑은 고딕" w:eastAsia="맑은 고딕"/>
+          <w:b/>
+          <w:color w:val="1F2937"/>
+          <w:sz w:val="21"/>
+        </w:rPr>
+        <w:t xml:space="preserve">소장 가치: </w:t>
+      </w:r>
+      <w:r>
+        <w:rPr w:rFonts="맑은 고딕">
+          <w:rFonts w:ascii="맑은 고딕" w:hAnsi="맑은 고딕" w:eastAsia="맑은 고딕"/>
+          <w:b w:val="0"/>
+          <w:sz w:val="21"/>
+        </w:rPr>
+        <w:t>초기 비지스의 정규 앨범 명곡들을 오리지널 아날로그 사운드로 단 한 장에 조망할 수 있는 최상의 셀렉션을 자랑합니다. 60년대 팝 음악의 황금기를 상징하는 상징적인 아트워크와 오리지널 프레싱 특유의 깊이 있는 음향은 클래식과 팝 애호가 모두의 바이닐 라이브러리에서 영원히 빛날 독보적인 소장 가치를 지닙니다.</w:t>
+      </w:r>
+    </w:p>
+    <w:p>
+      <w:pPr>
+        <w:spacing w:line="324" w:lineRule="auto" w:after="120" w:before="160"/>
+      </w:pPr>
+      <w:r>
+        <w:rPr w:rFonts="맑은 고딕">
+          <w:rFonts w:ascii="맑은 고딕" w:hAnsi="맑은 고딕" w:eastAsia="맑은 고딕"/>
+          <w:b/>
+          <w:color w:val="4338CA"/>
+          <w:sz w:val="21"/>
+        </w:rPr>
+        <w:t>이 음반을 통해 아날로그의 따스한 소리골 속에서 피어나는 초기 비지스의 서정적인 하모니가 전해주는 감동을 다시 한번 경험해 보시는 것은 어떨까요?</w:t>
       </w:r>
     </w:p>
     <w:sectPr>
       <w:pgSz w:w="12240" w:h="15840"/>
-      <w:pgMar w:top="1440" w:right="1440" w:bottom="1440" w:left="1440" w:header="720" w:footer="720" w:gutter="0"/>
+      <w:pgMar w:top="1152" w:right="1296" w:bottom="1152" w:left="1296" w:header="720" w:footer="720" w:gutter="0"/>
       <w:cols w:space="720"/>
       <w:docGrid w:linePitch="360"/>
     </w:sectPr>

--- a/word_reports/LP_0074_위치_345_Bee Gees_The Best of.docx
+++ b/word_reports/LP_0074_위치_345_Bee Gees_The Best of.docx
@@ -32,7 +32,7 @@
     </w:p>
     <w:p>
       <w:pPr>
-        <w:spacing w:line="324" w:lineRule="auto" w:before="80" w:after="160"/>
+        <w:spacing w:line="324" w:lineRule="auto" w:before="80" w:after="120"/>
       </w:pPr>
       <w:r>
         <w:rPr w:rFonts="맑은 고딕">
@@ -42,13 +42,6 @@
           <w:sz w:val="22"/>
         </w:rPr>
         <w:t xml:space="preserve">[음반 소개] </w:t>
-      </w:r>
-      <w:r>
-        <w:rPr w:rFonts="맑은 고딕">
-          <w:rFonts w:ascii="맑은 고딕" w:hAnsi="맑은 고딕" w:eastAsia="맑은 고딕"/>
-          <w:b w:val="0"/>
-          <w:sz w:val="21"/>
-        </w:rPr>
       </w:r>
     </w:p>
     <w:p>
@@ -61,7 +54,33 @@
           <w:b w:val="0"/>
           <w:sz w:val="21"/>
         </w:rPr>
-        <w:t>1960년대 후반, 팝 음악계에 유려한 현악 오케스트레이션과 처연하도록 아름다운 3성 화음의 물결을 일으켰던 비지스의 초기 황금기를 압축해 놓은 불멸의 명반입니다. 훗날 디스코 시대를 호령하기 이전, 바로크 팝과 사이키델릭 포크의 우수 어린 감성을 노래하던 삼형제의 천재적인 멜로디 메이킹이 한 편의 고전 서사시처럼 유려하게 펼쳐집니다. 세월의 풍파 속에서도 퇴색되지 않는 멜로디의 순수함과 낭만적인 현악 편곡은 반세기가 지난 오늘날에도 듣는 이의 심금을 깊이 울립니다. 격동의 시대를 관통하며 전 세계 청춘들의 가슴을 촉촉하게 적셨던 초기 비지스 음악의 정수를 온전히 맛볼 수 있는 예술적 기록입니다.</w:t>
+        <w:t>1960년대 후반의 찬란한 대중음악사 속에서 비지스(Bee Gees)라는 이름은 단순한 팝 밴드를 넘어, 천상의 화음과 서정적 멜로디를 직조해 낸 독보적인 연금술사로 기억됩니다. 배리(Barry), 로빈(Robin), 모리스(Maurice) 깁(Gibb) 삼형제가 빚어낸 이 기념비적인 음반 『The Best of』는 훗날 전 세계를 뒤흔든 디스코의 제왕으로 군림하기 이전, 유려한 챔버 팝과 바로크 팝의 정수를 탐미하던 그들의 가장 순수하고 서정적인 청년기를 고스란히 봉인하고 있습니다. 오케스트레이션의 웅장함과 세 형제의 비단결 같은 하모니가 교차하는 순간, 턴테이블 위는 한 편의 장엄한 서사시로 피어납니다.</w:t>
+      </w:r>
+    </w:p>
+    <w:p>
+      <w:pPr>
+        <w:spacing w:line="324" w:lineRule="auto" w:after="120"/>
+      </w:pPr>
+      <w:r>
+        <w:rPr w:rFonts="맑은 고딕">
+          <w:rFonts w:ascii="맑은 고딕" w:hAnsi="맑은 고딕" w:eastAsia="맑은 고딕"/>
+          <w:b w:val="0"/>
+          <w:sz w:val="21"/>
+        </w:rPr>
+        <w:t>이 앨범은 록과 사이키델릭의 거친 파도가 일렁이던 당대의 음악적 격변기 속에서도 클래식적 품격을 잃지 않았던 비지스만의 독보적인 음악 미학을 집대성하고 있습니다. 낭만주의 음악의 실내악적 질감과 대중가요의 보편적 감수성을 완벽히 융화시킨 이들의 음악은 상실과 애수, 고독과 인간 내면의 연약함을 진솔하게 탐구한 예술적 고백이었습니다. 로빈 깁의 비브라토 가득한 비장미 넘치는 보컬과 배리 깁의 따스하고 감미로운 미성은 현악 오케스트라의 격조 높은 편곡과 어우러져 당대 팝 음악이 도달할 수 있는 서정성의 극점을 유감없이 보여주었습니다.</w:t>
+      </w:r>
+    </w:p>
+    <w:p>
+      <w:pPr>
+        <w:spacing w:line="324" w:lineRule="auto" w:after="120"/>
+      </w:pPr>
+      <w:r>
+        <w:rPr w:rFonts="맑은 고딕">
+          <w:rFonts w:ascii="맑은 고딕" w:hAnsi="맑은 고딕" w:eastAsia="맑은 고딕"/>
+          <w:b w:val="0"/>
+          <w:sz w:val="21"/>
+        </w:rPr>
+        <w:t>『The Best of』는 세월의 풍화를 견뎌내며 반세기가 지난 오늘날에도 여전히 퇴색되지 않는 불멸의 생명력을 증명합니다. 디지털 사운드의 차가운 정밀함 속에서는 결코 느낄 수 없는, LP의 미세한 소리골 사이로 배어 나오는 온기와 아날로그 특유의 잔향은 마치 오래된 서재의 고서(古書)를 펼쳤을 때 느껴지는 아련한 향수를 자아냅니다. 영혼을 울리는 멜로디와 시적 노랫말이 빚어낸 이 걸작은 시대를 초월하여 분주한 일상에 지친 현대인의 심상을 어루만지는 숭고한 서정의 울림으로 다가옵니다.</w:t>
       </w:r>
     </w:p>
     <w:p>
@@ -168,7 +187,7 @@
           <w:b w:val="0"/>
           <w:sz w:val="21"/>
         </w:rPr>
-        <w:t>1969년 폴리도르(Polydor) 및 앳코(Atco) 레코드를 통해 발매된 그룹 최초의 공식 베스트 컴필레이션 앨범으로, 1966년부터 1969년까지 비지스의 초기 브리티시 팝/바로크 팝 명곡들을 엄선하여 집대성한 역사적 명반입니다.</w:t>
+        <w:t>1969년 폴리도르(Polydor/Atco) 레코드를 통해 첫선을 보인 비지스의 공식 첫 번째 베스트 앨범으로, 1960년대 후반 바로크 팝의 정수를 담은 초기 명곡들을 총망라하여 대중음악사에 굵직한 족적을 남긴 기념비적 편집반입니다.</w:t>
       </w:r>
     </w:p>
     <w:p>
@@ -199,7 +218,7 @@
           <w:b w:val="0"/>
           <w:sz w:val="21"/>
         </w:rPr>
-        <w:t>미국 빌보드 200 앨범 차트 9위, 영국 오피셜 앨범 차트 탑 10에 오르며 상업적 대성공을 거두었으며, 전 세계적으로 수백만 장 이상의 판매고를 올려 골드 및 플래티넘 인증을 획득한 스테디셀러 바이닐입니다.</w:t>
+        <w:t>발매 직후 미국 빌보드 앨범 차트 11위, 영국 오피셜 앨범 차트 상위권에 진입하며 글로벌 골드 및 플래티넘 레코드를 기록, 전 세계적인 사랑을 받으며 비지스를 세계 최정상급 아티스트 반열에 확고히 올려놓았습니다.</w:t>
       </w:r>
     </w:p>
     <w:p>
@@ -230,7 +249,7 @@
           <w:b w:val="0"/>
           <w:sz w:val="21"/>
         </w:rPr>
-        <w:t>로큰롤 명예의 전당과 작곡가 명예의 전당 헌액, 그래미 평생 공로상(Grammy Lifetime Achievement Award)으로 이어진 비지스의 위대한 음악적 여정의 단단한 초석으로 평가받으며 영미 음악 평단의 영구적인 찬사를 받고 있습니다.</w:t>
+        <w:t>로큰롤 명예의 전당 및 그래미 명예의 전당에 헌액된 아티스트의 음악적 청사진이 담긴 음반으로, 수록곡 대다수가 팝 역사상 가장 위대한 명곡 목록에 헌정되며 평단으로부터 시대를 초월한 음악성을 공인받았습니다.</w:t>
       </w:r>
     </w:p>
     <w:p>
@@ -275,7 +294,7 @@
           <w:b w:val="0"/>
           <w:sz w:val="21"/>
         </w:rPr>
-        <w:t>영국 (활동: 영국 / 호주)</w:t>
+        <w:t>영국 (영국 출생, 오스트레일리아 활동 기반)</w:t>
       </w:r>
     </w:p>
     <w:p>
@@ -306,46 +325,7 @@
           <w:b w:val="0"/>
           <w:sz w:val="21"/>
         </w:rPr>
-        <w:t>1958년 결성</w:t>
-      </w:r>
-    </w:p>
-    <w:p>
-      <w:pPr>
-        <w:spacing w:line="324" w:lineRule="auto" w:after="80"/>
-      </w:pPr>
-      <w:r>
-        <w:rPr w:rFonts="맑은 고딕">
-          <w:rFonts w:ascii="맑은 고딕" w:hAnsi="맑은 고딕" w:eastAsia="맑은 고딕"/>
-          <w:b w:val="0"/>
-          <w:sz w:val="21"/>
-        </w:rPr>
-        <w:t>· 배리 깁 (Barry Gibb, 1946년 9월 1일 출생)</w:t>
-      </w:r>
-    </w:p>
-    <w:p>
-      <w:pPr>
-        <w:spacing w:line="324" w:lineRule="auto" w:after="80"/>
-      </w:pPr>
-      <w:r>
-        <w:rPr w:rFonts="맑은 고딕">
-          <w:rFonts w:ascii="맑은 고딕" w:hAnsi="맑은 고딕" w:eastAsia="맑은 고딕"/>
-          <w:b w:val="0"/>
-          <w:sz w:val="21"/>
-        </w:rPr>
-        <w:t>· 로빈 깁 (Robin Gibb, 1949년 12월 22일 출생 ~ 2012년 5월 20일 사망)</w:t>
-      </w:r>
-    </w:p>
-    <w:p>
-      <w:pPr>
-        <w:spacing w:line="324" w:lineRule="auto" w:after="80"/>
-      </w:pPr>
-      <w:r>
-        <w:rPr w:rFonts="맑은 고딕">
-          <w:rFonts w:ascii="맑은 고딕" w:hAnsi="맑은 고딕" w:eastAsia="맑은 고딕"/>
-          <w:b w:val="0"/>
-          <w:sz w:val="21"/>
-        </w:rPr>
-        <w:t>· 모리스 깁 (Maurice Gibb, 1949년 12월 22일 출생 ~ 2003년 1월 12일 사망)</w:t>
+        <w:t>결성 1958년 (배리 깁 1946년생 / 로빈 깁 1949~2012 / 모리스 깁 1949~2003)</w:t>
       </w:r>
     </w:p>
     <w:p>
@@ -376,7 +356,7 @@
           <w:b w:val="0"/>
           <w:sz w:val="21"/>
         </w:rPr>
-        <w:t>3인조 남성 보컬/팝 그룹 (깁 3형제)</w:t>
+        <w:t>3인조 그룹 (보컬 및 송라이팅 트리오)</w:t>
       </w:r>
     </w:p>
     <w:p>
@@ -407,7 +387,7 @@
           <w:b w:val="0"/>
           <w:sz w:val="21"/>
         </w:rPr>
-        <w:t>맏형 배리 깁과 이란성 쌍둥이 동생인 로빈 깁, 모리스 깁으로 구성된 비지스는 피를 나눈 형제들만이 빚어낼 수 있는 완벽한 보컬 블렌딩과 탁월한 송라이팅 능력으로 대중음악사에 거대한 족적을 남긴 전설적인 팝 그룹입니다. 비틀스에 견줄 만큼 섬세하고 지적인 초기 오케스트럴 팝에서부터 후기 댄스/디스코 음악에 이르기까지 끊임없이 진화하며 반세기에 걸쳐 전 세계 수많은 음악가들에게 지대한 영향을 끼쳤습니다.</w:t>
+        <w:t>배리, 로빈, 모리스 깁 삼형제로 결성된 비지스는 천부적인 송라이팅 능력과 유려한 3성 하모니를 바탕으로 팝, 포크, 록, 디스코, R&amp;B를 아우른 대중음악사의 거장입니다. 클래식 오케스트라 편곡과 섬세한 멜로디를 대중음악에 완벽히 접목하며 반세기에 걸쳐 전 세계 수억 명의 리스너들을 매료시켰습니다.</w:t>
       </w:r>
     </w:p>
     <w:p>
@@ -452,7 +432,7 @@
           <w:b w:val="0"/>
           <w:sz w:val="21"/>
         </w:rPr>
-        <w:t>이 앨범은 비지스가 1970년대 후반 영화 &lt;토요일 밤의 열기&gt;로 디스코의 제왕으로 등극하기 이전, 1960년대 영미 팝 씬을 사로잡았던 서정적 바로크 팝의 정점을 증명하는 걸작입니다. 화려한 전자 사운드 대신 풍성한 어쿠스틱 악기와 정교한 클래식 현악 앙상블을 전면에 내세워, 팝 음악이 도달할 수 있는 가장 우아하고 격조 높은 멜로디의 경지를 유감없이 보여줍니다.</w:t>
+        <w:t>1960년대 브리티시 인베이전과 사이키델릭 록의 유행 속에서 챔버 팝(Chamber Pop)과 감성적 포크의 완벽한 융합을 이루어낸 앨범입니다. 단순한 히트곡 모음집을 넘어, 비지스의 초기 황금기를 지배했던 클래시컬한 작곡 기법과 문학적 가사의 정수를 집약한 귀중한 음악사적 사료입니다.</w:t>
       </w:r>
     </w:p>
     <w:p>
@@ -483,7 +463,7 @@
           <w:b w:val="0"/>
           <w:sz w:val="21"/>
         </w:rPr>
-        <w:t>1960년대 후반의 낭만과 히피 문화, 그리고 급격한 도시화 속에서 방황하던 청춘들의 고독과 노스탤지어가 고스란히 투영되어 있습니다. 특히 고향을 그리워하는 방랑자의 마음을 담은 선율들은 베트남 전쟁과 사회적 격변 속에서 상처 입은 세대들의 마음을 보듬어 주는 따스한 정서적 안식처가 되어 주었습니다.</w:t>
+        <w:t>냉전의 긴장과 청년 문화의 갈등이 교차하던 1960년대 말, 비지스의 음악은 상처 입은 청춘들의 마음을 보듬는 우아한 안식처였습니다. 라디오 전파를 타고 흐르던 이들의 애절한 멜로디는 고단한 시대를 살아가던 이들에게 깊은 정서적 위로와 낭만을 선사했던 시대의 나침반이었습니다.</w:t>
       </w:r>
     </w:p>
     <w:p>
@@ -528,130 +508,7 @@
           <w:b w:val="0"/>
           <w:sz w:val="21"/>
         </w:rPr>
-      </w:r>
-    </w:p>
-    <w:p>
-      <w:pPr>
-        <w:spacing w:line="324" w:lineRule="auto" w:after="80"/>
-      </w:pPr>
-      <w:r>
-        <w:rPr w:rFonts="맑은 고딕">
-          <w:rFonts w:ascii="맑은 고딕" w:hAnsi="맑은 고딕" w:eastAsia="맑은 고딕"/>
-          <w:b w:val="0"/>
-          <w:color w:val="6B7280"/>
-          <w:sz w:val="21"/>
-        </w:rPr>
-        <w:t xml:space="preserve">· </w:t>
-      </w:r>
-      <w:r>
-        <w:rPr w:rFonts="맑은 고딕">
-          <w:rFonts w:ascii="맑은 고딕" w:hAnsi="맑은 고딕" w:eastAsia="맑은 고딕"/>
-          <w:b/>
-          <w:color w:val="1F2937"/>
-          <w:sz w:val="21"/>
-        </w:rPr>
-        <w:t xml:space="preserve">"Massachusetts": </w:t>
-      </w:r>
-      <w:r>
-        <w:rPr w:rFonts="맑은 고딕">
-          <w:rFonts w:ascii="맑은 고딕" w:hAnsi="맑은 고딕" w:eastAsia="맑은 고딕"/>
-          <w:b w:val="0"/>
-          <w:sz w:val="21"/>
-        </w:rPr>
-        <w:t>샌프란시스코의 히피 열풍을 배경으로 두고 오히려 매사추세츠로 돌아가고 싶은 귀향의 정서를 노래한 곡으로, 우수에 찬 하모니가 일품인 팝의 클래식입니다.</w:t>
-      </w:r>
-    </w:p>
-    <w:p>
-      <w:pPr>
-        <w:spacing w:line="324" w:lineRule="auto" w:after="80"/>
-      </w:pPr>
-      <w:r>
-        <w:rPr w:rFonts="맑은 고딕">
-          <w:rFonts w:ascii="맑은 고딕" w:hAnsi="맑은 고딕" w:eastAsia="맑은 고딕"/>
-          <w:b w:val="0"/>
-          <w:color w:val="6B7280"/>
-          <w:sz w:val="21"/>
-        </w:rPr>
-        <w:t xml:space="preserve">· </w:t>
-      </w:r>
-      <w:r>
-        <w:rPr w:rFonts="맑은 고딕">
-          <w:rFonts w:ascii="맑은 고딕" w:hAnsi="맑은 고딕" w:eastAsia="맑은 고딕"/>
-          <w:b/>
-          <w:color w:val="1F2937"/>
-          <w:sz w:val="21"/>
-        </w:rPr>
-        <w:t xml:space="preserve">"To Love Somebody": </w:t>
-      </w:r>
-      <w:r>
-        <w:rPr w:rFonts="맑은 고딕">
-          <w:rFonts w:ascii="맑은 고딕" w:hAnsi="맑은 고딕" w:eastAsia="맑은 고딕"/>
-          <w:b w:val="0"/>
-          <w:sz w:val="21"/>
-        </w:rPr>
-        <w:t>본래 오티스 레딩을 염두에 두고 쓴 소울풀한 발라드로, 배리 깁의 절절한 보컬과 웅장한 브라스 편곡이 깊은 여운을 남깁니다.</w:t>
-      </w:r>
-    </w:p>
-    <w:p>
-      <w:pPr>
-        <w:spacing w:line="324" w:lineRule="auto" w:after="80"/>
-      </w:pPr>
-      <w:r>
-        <w:rPr w:rFonts="맑은 고딕">
-          <w:rFonts w:ascii="맑은 고딕" w:hAnsi="맑은 고딕" w:eastAsia="맑은 고딕"/>
-          <w:b w:val="0"/>
-          <w:color w:val="6B7280"/>
-          <w:sz w:val="21"/>
-        </w:rPr>
-        <w:t xml:space="preserve">· </w:t>
-      </w:r>
-      <w:r>
-        <w:rPr w:rFonts="맑은 고딕">
-          <w:rFonts w:ascii="맑은 고딕" w:hAnsi="맑은 고딕" w:eastAsia="맑은 고딕"/>
-          <w:b/>
-          <w:color w:val="1F2937"/>
-          <w:sz w:val="21"/>
-        </w:rPr>
-        <w:t xml:space="preserve">"I Started a Joke": </w:t>
-      </w:r>
-      <w:r>
-        <w:rPr w:rFonts="맑은 고딕">
-          <w:rFonts w:ascii="맑은 고딕" w:hAnsi="맑은 고딕" w:eastAsia="맑은 고딕"/>
-          <w:b w:val="0"/>
-          <w:sz w:val="21"/>
-        </w:rPr>
-        <w:t>로빈 깁 특유의 떨리는 듯 처연한 비브라토와 철학적인 노랫말, 그리고 벅차오르는 오케스트라 편곡이 완벽한 카타르시스를 선사하는 걸작입니다.</w:t>
-      </w:r>
-    </w:p>
-    <w:p>
-      <w:pPr>
-        <w:spacing w:line="324" w:lineRule="auto" w:after="80"/>
-      </w:pPr>
-      <w:r>
-        <w:rPr w:rFonts="맑은 고딕">
-          <w:rFonts w:ascii="맑은 고딕" w:hAnsi="맑은 고딕" w:eastAsia="맑은 고딕"/>
-          <w:b w:val="0"/>
-          <w:color w:val="6B7280"/>
-          <w:sz w:val="21"/>
-        </w:rPr>
-        <w:t xml:space="preserve">· </w:t>
-      </w:r>
-      <w:r>
-        <w:rPr w:rFonts="맑은 고딕">
-          <w:rFonts w:ascii="맑은 고딕" w:hAnsi="맑은 고딕" w:eastAsia="맑은 고딕"/>
-          <w:b/>
-          <w:color w:val="1F2937"/>
-          <w:sz w:val="21"/>
-        </w:rPr>
-        <w:t xml:space="preserve">"Holiday", "Words": </w:t>
-      </w:r>
-      <w:r>
-        <w:rPr w:rFonts="맑은 고딕">
-          <w:rFonts w:ascii="맑은 고딕" w:hAnsi="맑은 고딕" w:eastAsia="맑은 고딕"/>
-          <w:b w:val="0"/>
-          <w:sz w:val="21"/>
-        </w:rPr>
-        <w:t>미니멀한 악기 구성 속에서도 영롱하게 빛나는 멜로디와 시적인 가사가 돋보이는 곡들로, 비지스 특유의 몽환적이고 서정적인 매력을 극대화합니다.</w:t>
+        <w:t>멜랑콜리한 오케스트레이션과 로빈의 애수 어린 보컬이 가슴을 저미는 'I Started a Joke', 비틀스에 필적하는 웅장한 선율을 자랑하는 'Massachusetts', 소울풀한 감수성과 애틋한 고백이 돋보이는 'To Love Somebody', 그리고 간결한 피아노와 현악의 조화가 아름다운 실내악적 소품 'Words' 등 최고의 서정미를 담은 명곡들이 수놓아져 있습니다.</w:t>
       </w:r>
     </w:p>
     <w:p>
@@ -682,7 +539,7 @@
           <w:b w:val="0"/>
           <w:sz w:val="21"/>
         </w:rPr>
-        <w:t>진공관 앰프의 은은한 온기를 머금은 턴테이블 시스템으로 감상할 때, 이 앨범의 가치는 배가됩니다. 디지털 음원에서는 자칫 차갑게 느껴질 수 있는 로빈 깁의 떨리는 고음과 오케스트라의 찰현음(현을 긁는 소리)이 아날로그 그루브를 통해 한층 더 두텁고 따뜻하게 가슴으로 스며듭니다. 불을 끄고 차분한 조명 아래에서 바늘이 소리골을 타며 빚어내는 아련한 공간감을 음미해 보시길 권합니다.</w:t>
+        <w:t>진공관 앰프의 부드러운 온기와 턴테이블의 카트리지가 소리골을 지나며 자아내는 유려한 질감 속에서 감상할 때 그 진가가 드러납니다. 풍성한 현악 섹션의 배음과 세 형제의 보컬 하모니가 교차하는 입체적인 아날로그 공간감은 은은한 조명 아래 깊은 밤 감상하기에 더없이 이상적입니다.</w:t>
       </w:r>
     </w:p>
     <w:p>
@@ -713,7 +570,7 @@
           <w:b w:val="0"/>
           <w:sz w:val="21"/>
         </w:rPr>
-        <w:t>초기 비지스의 정규 앨범 명곡들을 오리지널 아날로그 사운드로 단 한 장에 조망할 수 있는 최상의 셀렉션을 자랑합니다. 60년대 팝 음악의 황금기를 상징하는 상징적인 아트워크와 오리지널 프레싱 특유의 깊이 있는 음향은 클래식과 팝 애호가 모두의 바이닐 라이브러리에서 영원히 빛날 독보적인 소장 가치를 지닙니다.</w:t>
+        <w:t>초기 비지스의 아날로그 마스터링 사운드를 가장 원초적인 결로 체감할 수 있는 필청 바이닐로, 클래식 애호가에게는 팝의 품격을, 팝 애호가에게는 클래식적 서정미를 동시에 선사하는 영구 소장 가치를 지닌 음반입니다.</w:t>
       </w:r>
     </w:p>
     <w:p>
@@ -727,7 +584,7 @@
           <w:color w:val="4338CA"/>
           <w:sz w:val="21"/>
         </w:rPr>
-        <w:t>이 음반을 통해 아날로그의 따스한 소리골 속에서 피어나는 초기 비지스의 서정적인 하모니가 전해주는 감동을 다시 한번 경험해 보시는 것은 어떨까요?</w:t>
+        <w:t>이 음반을 통해 아날로그 소리골 깊숙한 곳에서 피어오르는 비지스의 순수했던 젊은 날의 하모니와 시대를 초월한 서정이 전해주는 감동을 다시 한번 경험해 보시는 것은 어떨까요?</w:t>
       </w:r>
     </w:p>
     <w:sectPr>
